--- a/Lab01/result/result.docx
+++ b/Lab01/result/result.docx
@@ -9,6 +9,9 @@
     </w:p>
     <w:p>
       <w:r>
+        <w:rPr>
+          <w:noProof/>
+        </w:rPr>
         <w:drawing>
           <wp:inline distT="0" distB="0" distL="0" distR="0" wp14:anchorId="38CBD748" wp14:editId="3295C388">
             <wp:extent cx="5943600" cy="781685"/>
@@ -56,6 +59,9 @@
         <w:jc w:val="center"/>
       </w:pPr>
       <w:r>
+        <w:rPr>
+          <w:noProof/>
+        </w:rPr>
         <w:drawing>
           <wp:inline distT="0" distB="0" distL="0" distR="0" wp14:anchorId="7E89F69B" wp14:editId="6732F515">
             <wp:extent cx="2485044" cy="1209388"/>
@@ -100,6 +106,9 @@
     </w:p>
     <w:p>
       <w:r>
+        <w:rPr>
+          <w:noProof/>
+        </w:rPr>
         <w:drawing>
           <wp:inline distT="0" distB="0" distL="0" distR="0" wp14:anchorId="6CA78BD5" wp14:editId="6DB48A45">
             <wp:extent cx="2716154" cy="1258916"/>
@@ -137,6 +146,9 @@
         </w:drawing>
       </w:r>
       <w:r>
+        <w:rPr>
+          <w:noProof/>
+        </w:rPr>
         <w:drawing>
           <wp:inline distT="0" distB="0" distL="0" distR="0" wp14:anchorId="1C908AAF" wp14:editId="07C84389">
             <wp:extent cx="2697733" cy="1226243"/>
@@ -181,6 +193,9 @@
     </w:p>
     <w:p>
       <w:r>
+        <w:rPr>
+          <w:noProof/>
+        </w:rPr>
         <w:drawing>
           <wp:inline distT="0" distB="0" distL="0" distR="0" wp14:anchorId="6260C383" wp14:editId="6795E5FD">
             <wp:extent cx="2702296" cy="1175674"/>
@@ -218,6 +233,9 @@
         </w:drawing>
       </w:r>
       <w:r>
+        <w:rPr>
+          <w:noProof/>
+        </w:rPr>
         <w:drawing>
           <wp:inline distT="0" distB="0" distL="0" distR="0" wp14:anchorId="1F91FB7F" wp14:editId="020F470E">
             <wp:extent cx="2567879" cy="1192821"/>
@@ -256,7 +274,13 @@
       </w:r>
     </w:p>
     <w:p>
-      <w:r>
+      <w:pPr>
+        <w:jc w:val="center"/>
+      </w:pPr>
+      <w:r>
+        <w:rPr>
+          <w:noProof/>
+        </w:rPr>
         <w:drawing>
           <wp:inline distT="0" distB="0" distL="0" distR="0" wp14:anchorId="580ED522" wp14:editId="1F0072BB">
             <wp:extent cx="2493327" cy="1118270"/>
@@ -304,6 +328,9 @@
     </w:p>
     <w:p>
       <w:r>
+        <w:rPr>
+          <w:noProof/>
+        </w:rPr>
         <w:drawing>
           <wp:inline distT="0" distB="0" distL="0" distR="0" wp14:anchorId="301BBF29" wp14:editId="69533140">
             <wp:extent cx="2603345" cy="1200898"/>
@@ -341,6 +368,9 @@
         </w:drawing>
       </w:r>
       <w:r>
+        <w:rPr>
+          <w:noProof/>
+        </w:rPr>
         <w:drawing>
           <wp:inline distT="0" distB="0" distL="0" distR="0" wp14:anchorId="7941EAB2" wp14:editId="4DF06B6F">
             <wp:extent cx="2592729" cy="1225955"/>
@@ -380,6 +410,9 @@
     </w:p>
     <w:p>
       <w:r>
+        <w:rPr>
+          <w:noProof/>
+        </w:rPr>
         <w:drawing>
           <wp:inline distT="0" distB="0" distL="0" distR="0" wp14:anchorId="09FBA713" wp14:editId="77E33BFC">
             <wp:extent cx="2501611" cy="1507593"/>
@@ -434,6 +467,9 @@
         <w:ind w:left="360"/>
       </w:pPr>
       <w:r>
+        <w:rPr>
+          <w:noProof/>
+        </w:rPr>
         <w:drawing>
           <wp:inline distT="0" distB="0" distL="0" distR="0" wp14:anchorId="12A08DB5" wp14:editId="34690F3A">
             <wp:extent cx="2567879" cy="1184538"/>
@@ -471,6 +507,9 @@
         </w:drawing>
       </w:r>
       <w:r>
+        <w:rPr>
+          <w:noProof/>
+        </w:rPr>
         <w:drawing>
           <wp:inline distT="0" distB="0" distL="0" distR="0" wp14:anchorId="1423B2F3" wp14:editId="3DB1D4F1">
             <wp:extent cx="2567879" cy="1151404"/>
@@ -508,6 +547,9 @@
         </w:drawing>
       </w:r>
       <w:r>
+        <w:rPr>
+          <w:noProof/>
+        </w:rPr>
         <w:drawing>
           <wp:inline distT="0" distB="0" distL="0" distR="0" wp14:anchorId="548F915A" wp14:editId="6CBE21A4">
             <wp:extent cx="3164289" cy="1482743"/>
@@ -555,6 +597,9 @@
         <w:jc w:val="center"/>
       </w:pPr>
       <w:r>
+        <w:rPr>
+          <w:noProof/>
+        </w:rPr>
         <w:drawing>
           <wp:inline distT="0" distB="0" distL="0" distR="0" wp14:anchorId="77232D20" wp14:editId="5C30ECA6">
             <wp:extent cx="4680166" cy="1143120"/>
@@ -599,7 +644,13 @@
       </w:r>
     </w:p>
     <w:p>
-      <w:r>
+      <w:pPr>
+        <w:jc w:val="center"/>
+      </w:pPr>
+      <w:r>
+        <w:rPr>
+          <w:noProof/>
+        </w:rPr>
         <w:drawing>
           <wp:inline distT="0" distB="0" distL="0" distR="0" wp14:anchorId="343D8BD8" wp14:editId="55D350E5">
             <wp:extent cx="2567879" cy="1159687"/>
@@ -637,6 +688,9 @@
         </w:drawing>
       </w:r>
       <w:r>
+        <w:rPr>
+          <w:noProof/>
+        </w:rPr>
         <w:drawing>
           <wp:inline distT="0" distB="0" distL="0" distR="0" wp14:anchorId="5B761513" wp14:editId="7099A27D">
             <wp:extent cx="2551312" cy="1217671"/>
@@ -674,6 +728,9 @@
         </w:drawing>
       </w:r>
       <w:r>
+        <w:rPr>
+          <w:noProof/>
+        </w:rPr>
         <w:drawing>
           <wp:inline distT="0" distB="0" distL="0" distR="0" wp14:anchorId="697D1248" wp14:editId="0C5EB714">
             <wp:extent cx="2576162" cy="1109986"/>
@@ -717,7 +774,13 @@
       </w:r>
     </w:p>
     <w:p>
-      <w:r>
+      <w:pPr>
+        <w:jc w:val="center"/>
+      </w:pPr>
+      <w:r>
+        <w:rPr>
+          <w:noProof/>
+        </w:rPr>
         <w:drawing>
           <wp:inline distT="0" distB="0" distL="0" distR="0" wp14:anchorId="0CECFF1A" wp14:editId="46D0D663">
             <wp:extent cx="2501611" cy="1126553"/>
@@ -755,6 +818,9 @@
         </w:drawing>
       </w:r>
       <w:r>
+        <w:rPr>
+          <w:noProof/>
+        </w:rPr>
         <w:drawing>
           <wp:inline distT="0" distB="0" distL="0" distR="0" wp14:anchorId="29677104" wp14:editId="1B92475D">
             <wp:extent cx="2501611" cy="1118270"/>
@@ -792,6 +858,9 @@
         </w:drawing>
       </w:r>
       <w:r>
+        <w:rPr>
+          <w:noProof/>
+        </w:rPr>
         <w:drawing>
           <wp:inline distT="0" distB="0" distL="0" distR="0" wp14:anchorId="1CE3F94E" wp14:editId="599B520E">
             <wp:extent cx="2443626" cy="1109986"/>
@@ -835,7 +904,13 @@
       </w:r>
     </w:p>
     <w:p>
-      <w:r>
+      <w:pPr>
+        <w:jc w:val="center"/>
+      </w:pPr>
+      <w:r>
+        <w:rPr>
+          <w:noProof/>
+        </w:rPr>
         <w:drawing>
           <wp:inline distT="0" distB="0" distL="0" distR="0" wp14:anchorId="06B1D1B6" wp14:editId="6EC6EF5B">
             <wp:extent cx="2501611" cy="1126553"/>
@@ -873,6 +948,9 @@
         </w:drawing>
       </w:r>
       <w:r>
+        <w:rPr>
+          <w:noProof/>
+        </w:rPr>
         <w:drawing>
           <wp:inline distT="0" distB="0" distL="0" distR="0" wp14:anchorId="17E12E7F" wp14:editId="7CFC7C85">
             <wp:extent cx="2451910" cy="1167971"/>
@@ -911,7 +989,13 @@
       </w:r>
     </w:p>
     <w:p>
-      <w:r>
+      <w:pPr>
+        <w:jc w:val="center"/>
+      </w:pPr>
+      <w:r>
+        <w:rPr>
+          <w:noProof/>
+        </w:rPr>
         <w:lastRenderedPageBreak/>
         <w:drawing>
           <wp:inline distT="0" distB="0" distL="0" distR="0" wp14:anchorId="6455D0BA" wp14:editId="5A4BF4E1">
@@ -957,6 +1041,9 @@
     </w:p>
     <w:p>
       <w:r>
+        <w:rPr>
+          <w:noProof/>
+        </w:rPr>
         <w:drawing>
           <wp:inline distT="0" distB="0" distL="0" distR="0" wp14:anchorId="5D592DBF" wp14:editId="58424B3F">
             <wp:extent cx="2526461" cy="1143120"/>
@@ -994,6 +1081,9 @@
         </w:drawing>
       </w:r>
       <w:r>
+        <w:rPr>
+          <w:noProof/>
+        </w:rPr>
         <w:drawing>
           <wp:inline distT="0" distB="0" distL="0" distR="0" wp14:anchorId="048747BA" wp14:editId="66C3DE11">
             <wp:extent cx="2518178" cy="1151404"/>
@@ -1033,6 +1123,9 @@
     </w:p>
     <w:p>
       <w:r>
+        <w:rPr>
+          <w:noProof/>
+        </w:rPr>
         <w:drawing>
           <wp:inline distT="0" distB="0" distL="0" distR="0" wp14:anchorId="0DABA4FB" wp14:editId="43FF9ABF">
             <wp:extent cx="2526461" cy="1109986"/>
@@ -1070,6 +1163,9 @@
         </w:drawing>
       </w:r>
       <w:r>
+        <w:rPr>
+          <w:noProof/>
+        </w:rPr>
         <w:drawing>
           <wp:inline distT="0" distB="0" distL="0" distR="0" wp14:anchorId="027FF105" wp14:editId="277F79A8">
             <wp:extent cx="2518178" cy="1126553"/>
@@ -1107,6 +1203,9 @@
         </w:drawing>
       </w:r>
       <w:r>
+        <w:rPr>
+          <w:noProof/>
+        </w:rPr>
         <w:drawing>
           <wp:inline distT="0" distB="0" distL="0" distR="0" wp14:anchorId="7DC2790C" wp14:editId="3B6B90A4">
             <wp:extent cx="2501611" cy="1126553"/>
@@ -1144,6 +1243,9 @@
         </w:drawing>
       </w:r>
       <w:r>
+        <w:rPr>
+          <w:noProof/>
+        </w:rPr>
         <w:drawing>
           <wp:inline distT="0" distB="0" distL="0" distR="0" wp14:anchorId="2EC12807" wp14:editId="2793763E">
             <wp:extent cx="2418776" cy="1167971"/>
@@ -1181,6 +1283,9 @@
         </w:drawing>
       </w:r>
       <w:r>
+        <w:rPr>
+          <w:noProof/>
+        </w:rPr>
         <w:drawing>
           <wp:inline distT="0" distB="0" distL="0" distR="0" wp14:anchorId="49E8CAC4" wp14:editId="56B5BE55">
             <wp:extent cx="2427059" cy="1300506"/>
@@ -1220,12 +1325,553 @@
     </w:p>
     <w:p>
       <w:r>
+        <w:t>+ TH vô nghiệm</w:t>
+      </w:r>
+    </w:p>
+    <w:p>
+      <w:r>
+        <w:lastRenderedPageBreak/>
+        <w:drawing>
+          <wp:inline distT="0" distB="0" distL="0" distR="0" wp14:anchorId="6E70E667" wp14:editId="55CD60DF">
+            <wp:extent cx="2584446" cy="1167971"/>
+            <wp:effectExtent l="0" t="0" r="6985" b="0"/>
+            <wp:docPr id="1753201137" name="Picture 1" descr="A screenshot of a computer&#10;&#10;AI-generated content may be incorrect."/>
+            <wp:cNvGraphicFramePr>
+              <a:graphicFrameLocks xmlns:a="http://schemas.openxmlformats.org/drawingml/2006/main" noChangeAspect="1"/>
+            </wp:cNvGraphicFramePr>
+            <a:graphic xmlns:a="http://schemas.openxmlformats.org/drawingml/2006/main">
+              <a:graphicData uri="http://schemas.openxmlformats.org/drawingml/2006/picture">
+                <pic:pic xmlns:pic="http://schemas.openxmlformats.org/drawingml/2006/picture">
+                  <pic:nvPicPr>
+                    <pic:cNvPr id="1753201137" name="Picture 1" descr="A screenshot of a computer&#10;&#10;AI-generated content may be incorrect."/>
+                    <pic:cNvPicPr/>
+                  </pic:nvPicPr>
+                  <pic:blipFill>
+                    <a:blip r:embed="rId33"/>
+                    <a:stretch>
+                      <a:fillRect/>
+                    </a:stretch>
+                  </pic:blipFill>
+                  <pic:spPr>
+                    <a:xfrm>
+                      <a:off x="0" y="0"/>
+                      <a:ext cx="2584446" cy="1167971"/>
+                    </a:xfrm>
+                    <a:prstGeom prst="rect">
+                      <a:avLst/>
+                    </a:prstGeom>
+                  </pic:spPr>
+                </pic:pic>
+              </a:graphicData>
+            </a:graphic>
+          </wp:inline>
+        </w:drawing>
+      </w:r>
+      <w:r>
+        <w:drawing>
+          <wp:inline distT="0" distB="0" distL="0" distR="0" wp14:anchorId="6A6874C3" wp14:editId="71CD5453">
+            <wp:extent cx="2551312" cy="1159687"/>
+            <wp:effectExtent l="0" t="0" r="1905" b="2540"/>
+            <wp:docPr id="1613035617" name="Picture 1" descr="A screenshot of a computer error&#10;&#10;AI-generated content may be incorrect."/>
+            <wp:cNvGraphicFramePr>
+              <a:graphicFrameLocks xmlns:a="http://schemas.openxmlformats.org/drawingml/2006/main" noChangeAspect="1"/>
+            </wp:cNvGraphicFramePr>
+            <a:graphic xmlns:a="http://schemas.openxmlformats.org/drawingml/2006/main">
+              <a:graphicData uri="http://schemas.openxmlformats.org/drawingml/2006/picture">
+                <pic:pic xmlns:pic="http://schemas.openxmlformats.org/drawingml/2006/picture">
+                  <pic:nvPicPr>
+                    <pic:cNvPr id="1613035617" name="Picture 1" descr="A screenshot of a computer error&#10;&#10;AI-generated content may be incorrect."/>
+                    <pic:cNvPicPr/>
+                  </pic:nvPicPr>
+                  <pic:blipFill>
+                    <a:blip r:embed="rId34"/>
+                    <a:stretch>
+                      <a:fillRect/>
+                    </a:stretch>
+                  </pic:blipFill>
+                  <pic:spPr>
+                    <a:xfrm>
+                      <a:off x="0" y="0"/>
+                      <a:ext cx="2551312" cy="1159687"/>
+                    </a:xfrm>
+                    <a:prstGeom prst="rect">
+                      <a:avLst/>
+                    </a:prstGeom>
+                  </pic:spPr>
+                </pic:pic>
+              </a:graphicData>
+            </a:graphic>
+          </wp:inline>
+        </w:drawing>
+      </w:r>
+      <w:r>
+        <w:drawing>
+          <wp:inline distT="0" distB="0" distL="0" distR="0" wp14:anchorId="12BE797F" wp14:editId="496EE749">
+            <wp:extent cx="2551312" cy="1167971"/>
+            <wp:effectExtent l="0" t="0" r="1905" b="0"/>
+            <wp:docPr id="395237453" name="Picture 1" descr="A screenshot of a computer error message&#10;&#10;AI-generated content may be incorrect."/>
+            <wp:cNvGraphicFramePr>
+              <a:graphicFrameLocks xmlns:a="http://schemas.openxmlformats.org/drawingml/2006/main" noChangeAspect="1"/>
+            </wp:cNvGraphicFramePr>
+            <a:graphic xmlns:a="http://schemas.openxmlformats.org/drawingml/2006/main">
+              <a:graphicData uri="http://schemas.openxmlformats.org/drawingml/2006/picture">
+                <pic:pic xmlns:pic="http://schemas.openxmlformats.org/drawingml/2006/picture">
+                  <pic:nvPicPr>
+                    <pic:cNvPr id="395237453" name="Picture 1" descr="A screenshot of a computer error message&#10;&#10;AI-generated content may be incorrect."/>
+                    <pic:cNvPicPr/>
+                  </pic:nvPicPr>
+                  <pic:blipFill>
+                    <a:blip r:embed="rId35"/>
+                    <a:stretch>
+                      <a:fillRect/>
+                    </a:stretch>
+                  </pic:blipFill>
+                  <pic:spPr>
+                    <a:xfrm>
+                      <a:off x="0" y="0"/>
+                      <a:ext cx="2551312" cy="1167971"/>
+                    </a:xfrm>
+                    <a:prstGeom prst="rect">
+                      <a:avLst/>
+                    </a:prstGeom>
+                  </pic:spPr>
+                </pic:pic>
+              </a:graphicData>
+            </a:graphic>
+          </wp:inline>
+        </w:drawing>
+      </w:r>
+      <w:r>
+        <w:drawing>
+          <wp:inline distT="0" distB="0" distL="0" distR="0" wp14:anchorId="7E1C954C" wp14:editId="57FB9609">
+            <wp:extent cx="2551312" cy="1176254"/>
+            <wp:effectExtent l="0" t="0" r="1905" b="5080"/>
+            <wp:docPr id="666958811" name="Picture 1" descr="A screenshot of a computer error message&#10;&#10;AI-generated content may be incorrect."/>
+            <wp:cNvGraphicFramePr>
+              <a:graphicFrameLocks xmlns:a="http://schemas.openxmlformats.org/drawingml/2006/main" noChangeAspect="1"/>
+            </wp:cNvGraphicFramePr>
+            <a:graphic xmlns:a="http://schemas.openxmlformats.org/drawingml/2006/main">
+              <a:graphicData uri="http://schemas.openxmlformats.org/drawingml/2006/picture">
+                <pic:pic xmlns:pic="http://schemas.openxmlformats.org/drawingml/2006/picture">
+                  <pic:nvPicPr>
+                    <pic:cNvPr id="666958811" name="Picture 1" descr="A screenshot of a computer error message&#10;&#10;AI-generated content may be incorrect."/>
+                    <pic:cNvPicPr/>
+                  </pic:nvPicPr>
+                  <pic:blipFill>
+                    <a:blip r:embed="rId36"/>
+                    <a:stretch>
+                      <a:fillRect/>
+                    </a:stretch>
+                  </pic:blipFill>
+                  <pic:spPr>
+                    <a:xfrm>
+                      <a:off x="0" y="0"/>
+                      <a:ext cx="2551312" cy="1176254"/>
+                    </a:xfrm>
+                    <a:prstGeom prst="rect">
+                      <a:avLst/>
+                    </a:prstGeom>
+                  </pic:spPr>
+                </pic:pic>
+              </a:graphicData>
+            </a:graphic>
+          </wp:inline>
+        </w:drawing>
+      </w:r>
+      <w:r>
+        <w:drawing>
+          <wp:inline distT="0" distB="0" distL="0" distR="0" wp14:anchorId="64A842E1" wp14:editId="6557E831">
+            <wp:extent cx="2543028" cy="1159687"/>
+            <wp:effectExtent l="0" t="0" r="0" b="2540"/>
+            <wp:docPr id="134365709" name="Picture 1" descr="A screenshot of a computer error message&#10;&#10;AI-generated content may be incorrect."/>
+            <wp:cNvGraphicFramePr>
+              <a:graphicFrameLocks xmlns:a="http://schemas.openxmlformats.org/drawingml/2006/main" noChangeAspect="1"/>
+            </wp:cNvGraphicFramePr>
+            <a:graphic xmlns:a="http://schemas.openxmlformats.org/drawingml/2006/main">
+              <a:graphicData uri="http://schemas.openxmlformats.org/drawingml/2006/picture">
+                <pic:pic xmlns:pic="http://schemas.openxmlformats.org/drawingml/2006/picture">
+                  <pic:nvPicPr>
+                    <pic:cNvPr id="134365709" name="Picture 1" descr="A screenshot of a computer error message&#10;&#10;AI-generated content may be incorrect."/>
+                    <pic:cNvPicPr/>
+                  </pic:nvPicPr>
+                  <pic:blipFill>
+                    <a:blip r:embed="rId37"/>
+                    <a:stretch>
+                      <a:fillRect/>
+                    </a:stretch>
+                  </pic:blipFill>
+                  <pic:spPr>
+                    <a:xfrm>
+                      <a:off x="0" y="0"/>
+                      <a:ext cx="2543028" cy="1159687"/>
+                    </a:xfrm>
+                    <a:prstGeom prst="rect">
+                      <a:avLst/>
+                    </a:prstGeom>
+                  </pic:spPr>
+                </pic:pic>
+              </a:graphicData>
+            </a:graphic>
+          </wp:inline>
+        </w:drawing>
+      </w:r>
+      <w:r>
+        <w:drawing>
+          <wp:inline distT="0" distB="0" distL="0" distR="0" wp14:anchorId="3FA58256" wp14:editId="6A8D7305">
+            <wp:extent cx="2543028" cy="1176254"/>
+            <wp:effectExtent l="0" t="0" r="0" b="5080"/>
+            <wp:docPr id="1298719532" name="Picture 1" descr="A screenshot of a computer error message&#10;&#10;AI-generated content may be incorrect."/>
+            <wp:cNvGraphicFramePr>
+              <a:graphicFrameLocks xmlns:a="http://schemas.openxmlformats.org/drawingml/2006/main" noChangeAspect="1"/>
+            </wp:cNvGraphicFramePr>
+            <a:graphic xmlns:a="http://schemas.openxmlformats.org/drawingml/2006/main">
+              <a:graphicData uri="http://schemas.openxmlformats.org/drawingml/2006/picture">
+                <pic:pic xmlns:pic="http://schemas.openxmlformats.org/drawingml/2006/picture">
+                  <pic:nvPicPr>
+                    <pic:cNvPr id="1298719532" name="Picture 1" descr="A screenshot of a computer error message&#10;&#10;AI-generated content may be incorrect."/>
+                    <pic:cNvPicPr/>
+                  </pic:nvPicPr>
+                  <pic:blipFill>
+                    <a:blip r:embed="rId38"/>
+                    <a:stretch>
+                      <a:fillRect/>
+                    </a:stretch>
+                  </pic:blipFill>
+                  <pic:spPr>
+                    <a:xfrm>
+                      <a:off x="0" y="0"/>
+                      <a:ext cx="2543028" cy="1176254"/>
+                    </a:xfrm>
+                    <a:prstGeom prst="rect">
+                      <a:avLst/>
+                    </a:prstGeom>
+                  </pic:spPr>
+                </pic:pic>
+              </a:graphicData>
+            </a:graphic>
+          </wp:inline>
+        </w:drawing>
+      </w:r>
+      <w:r>
+        <w:drawing>
+          <wp:inline distT="0" distB="0" distL="0" distR="0" wp14:anchorId="43AA5DA7" wp14:editId="5F5E2B1E">
+            <wp:extent cx="2485044" cy="1109986"/>
+            <wp:effectExtent l="0" t="0" r="0" b="0"/>
+            <wp:docPr id="363946495" name="Picture 1" descr="A screenshot of a computer&#10;&#10;AI-generated content may be incorrect."/>
+            <wp:cNvGraphicFramePr>
+              <a:graphicFrameLocks xmlns:a="http://schemas.openxmlformats.org/drawingml/2006/main" noChangeAspect="1"/>
+            </wp:cNvGraphicFramePr>
+            <a:graphic xmlns:a="http://schemas.openxmlformats.org/drawingml/2006/main">
+              <a:graphicData uri="http://schemas.openxmlformats.org/drawingml/2006/picture">
+                <pic:pic xmlns:pic="http://schemas.openxmlformats.org/drawingml/2006/picture">
+                  <pic:nvPicPr>
+                    <pic:cNvPr id="363946495" name="Picture 1" descr="A screenshot of a computer&#10;&#10;AI-generated content may be incorrect."/>
+                    <pic:cNvPicPr/>
+                  </pic:nvPicPr>
+                  <pic:blipFill>
+                    <a:blip r:embed="rId39"/>
+                    <a:stretch>
+                      <a:fillRect/>
+                    </a:stretch>
+                  </pic:blipFill>
+                  <pic:spPr>
+                    <a:xfrm>
+                      <a:off x="0" y="0"/>
+                      <a:ext cx="2485044" cy="1109986"/>
+                    </a:xfrm>
+                    <a:prstGeom prst="rect">
+                      <a:avLst/>
+                    </a:prstGeom>
+                  </pic:spPr>
+                </pic:pic>
+              </a:graphicData>
+            </a:graphic>
+          </wp:inline>
+        </w:drawing>
+      </w:r>
+    </w:p>
+    <w:p>
+      <w:r>
+        <w:t>+ TH vô số nghiệm</w:t>
+      </w:r>
+    </w:p>
+    <w:p>
+      <w:r>
+        <w:drawing>
+          <wp:inline distT="0" distB="0" distL="0" distR="0" wp14:anchorId="1705BCFF" wp14:editId="52303357">
+            <wp:extent cx="2584446" cy="1167971"/>
+            <wp:effectExtent l="0" t="0" r="6985" b="0"/>
+            <wp:docPr id="1612262054" name="Picture 1" descr="A screenshot of a computer&#10;&#10;AI-generated content may be incorrect."/>
+            <wp:cNvGraphicFramePr>
+              <a:graphicFrameLocks xmlns:a="http://schemas.openxmlformats.org/drawingml/2006/main" noChangeAspect="1"/>
+            </wp:cNvGraphicFramePr>
+            <a:graphic xmlns:a="http://schemas.openxmlformats.org/drawingml/2006/main">
+              <a:graphicData uri="http://schemas.openxmlformats.org/drawingml/2006/picture">
+                <pic:pic xmlns:pic="http://schemas.openxmlformats.org/drawingml/2006/picture">
+                  <pic:nvPicPr>
+                    <pic:cNvPr id="1753201137" name="Picture 1" descr="A screenshot of a computer&#10;&#10;AI-generated content may be incorrect."/>
+                    <pic:cNvPicPr/>
+                  </pic:nvPicPr>
+                  <pic:blipFill>
+                    <a:blip r:embed="rId33"/>
+                    <a:stretch>
+                      <a:fillRect/>
+                    </a:stretch>
+                  </pic:blipFill>
+                  <pic:spPr>
+                    <a:xfrm>
+                      <a:off x="0" y="0"/>
+                      <a:ext cx="2584446" cy="1167971"/>
+                    </a:xfrm>
+                    <a:prstGeom prst="rect">
+                      <a:avLst/>
+                    </a:prstGeom>
+                  </pic:spPr>
+                </pic:pic>
+              </a:graphicData>
+            </a:graphic>
+          </wp:inline>
+        </w:drawing>
+      </w:r>
+      <w:r>
+        <w:drawing>
+          <wp:inline distT="0" distB="0" distL="0" distR="0" wp14:anchorId="1CDC9DB8" wp14:editId="569B584F">
+            <wp:extent cx="2551312" cy="1159687"/>
+            <wp:effectExtent l="0" t="0" r="1905" b="2540"/>
+            <wp:docPr id="1900180423" name="Picture 1" descr="A screenshot of a computer error&#10;&#10;AI-generated content may be incorrect."/>
+            <wp:cNvGraphicFramePr>
+              <a:graphicFrameLocks xmlns:a="http://schemas.openxmlformats.org/drawingml/2006/main" noChangeAspect="1"/>
+            </wp:cNvGraphicFramePr>
+            <a:graphic xmlns:a="http://schemas.openxmlformats.org/drawingml/2006/main">
+              <a:graphicData uri="http://schemas.openxmlformats.org/drawingml/2006/picture">
+                <pic:pic xmlns:pic="http://schemas.openxmlformats.org/drawingml/2006/picture">
+                  <pic:nvPicPr>
+                    <pic:cNvPr id="1613035617" name="Picture 1" descr="A screenshot of a computer error&#10;&#10;AI-generated content may be incorrect."/>
+                    <pic:cNvPicPr/>
+                  </pic:nvPicPr>
+                  <pic:blipFill>
+                    <a:blip r:embed="rId34"/>
+                    <a:stretch>
+                      <a:fillRect/>
+                    </a:stretch>
+                  </pic:blipFill>
+                  <pic:spPr>
+                    <a:xfrm>
+                      <a:off x="0" y="0"/>
+                      <a:ext cx="2551312" cy="1159687"/>
+                    </a:xfrm>
+                    <a:prstGeom prst="rect">
+                      <a:avLst/>
+                    </a:prstGeom>
+                  </pic:spPr>
+                </pic:pic>
+              </a:graphicData>
+            </a:graphic>
+          </wp:inline>
+        </w:drawing>
+      </w:r>
+      <w:r>
+        <w:drawing>
+          <wp:inline distT="0" distB="0" distL="0" distR="0" wp14:anchorId="77504AC7" wp14:editId="5E51A369">
+            <wp:extent cx="2551312" cy="1167971"/>
+            <wp:effectExtent l="0" t="0" r="1905" b="0"/>
+            <wp:docPr id="1169390747" name="Picture 1" descr="A screenshot of a computer error message&#10;&#10;AI-generated content may be incorrect."/>
+            <wp:cNvGraphicFramePr>
+              <a:graphicFrameLocks xmlns:a="http://schemas.openxmlformats.org/drawingml/2006/main" noChangeAspect="1"/>
+            </wp:cNvGraphicFramePr>
+            <a:graphic xmlns:a="http://schemas.openxmlformats.org/drawingml/2006/main">
+              <a:graphicData uri="http://schemas.openxmlformats.org/drawingml/2006/picture">
+                <pic:pic xmlns:pic="http://schemas.openxmlformats.org/drawingml/2006/picture">
+                  <pic:nvPicPr>
+                    <pic:cNvPr id="395237453" name="Picture 1" descr="A screenshot of a computer error message&#10;&#10;AI-generated content may be incorrect."/>
+                    <pic:cNvPicPr/>
+                  </pic:nvPicPr>
+                  <pic:blipFill>
+                    <a:blip r:embed="rId35"/>
+                    <a:stretch>
+                      <a:fillRect/>
+                    </a:stretch>
+                  </pic:blipFill>
+                  <pic:spPr>
+                    <a:xfrm>
+                      <a:off x="0" y="0"/>
+                      <a:ext cx="2551312" cy="1167971"/>
+                    </a:xfrm>
+                    <a:prstGeom prst="rect">
+                      <a:avLst/>
+                    </a:prstGeom>
+                  </pic:spPr>
+                </pic:pic>
+              </a:graphicData>
+            </a:graphic>
+          </wp:inline>
+        </w:drawing>
+      </w:r>
+      <w:r>
+        <w:drawing>
+          <wp:inline distT="0" distB="0" distL="0" distR="0" wp14:anchorId="7E2491BA" wp14:editId="5BF79949">
+            <wp:extent cx="2551312" cy="1176254"/>
+            <wp:effectExtent l="0" t="0" r="1905" b="5080"/>
+            <wp:docPr id="1527592785" name="Picture 1" descr="A screenshot of a computer error message&#10;&#10;AI-generated content may be incorrect."/>
+            <wp:cNvGraphicFramePr>
+              <a:graphicFrameLocks xmlns:a="http://schemas.openxmlformats.org/drawingml/2006/main" noChangeAspect="1"/>
+            </wp:cNvGraphicFramePr>
+            <a:graphic xmlns:a="http://schemas.openxmlformats.org/drawingml/2006/main">
+              <a:graphicData uri="http://schemas.openxmlformats.org/drawingml/2006/picture">
+                <pic:pic xmlns:pic="http://schemas.openxmlformats.org/drawingml/2006/picture">
+                  <pic:nvPicPr>
+                    <pic:cNvPr id="666958811" name="Picture 1" descr="A screenshot of a computer error message&#10;&#10;AI-generated content may be incorrect."/>
+                    <pic:cNvPicPr/>
+                  </pic:nvPicPr>
+                  <pic:blipFill>
+                    <a:blip r:embed="rId36"/>
+                    <a:stretch>
+                      <a:fillRect/>
+                    </a:stretch>
+                  </pic:blipFill>
+                  <pic:spPr>
+                    <a:xfrm>
+                      <a:off x="0" y="0"/>
+                      <a:ext cx="2551312" cy="1176254"/>
+                    </a:xfrm>
+                    <a:prstGeom prst="rect">
+                      <a:avLst/>
+                    </a:prstGeom>
+                  </pic:spPr>
+                </pic:pic>
+              </a:graphicData>
+            </a:graphic>
+          </wp:inline>
+        </w:drawing>
+      </w:r>
+      <w:r>
+        <w:lastRenderedPageBreak/>
+        <w:drawing>
+          <wp:inline distT="0" distB="0" distL="0" distR="0" wp14:anchorId="0F9C39EA" wp14:editId="77668FA9">
+            <wp:extent cx="2543028" cy="1159687"/>
+            <wp:effectExtent l="0" t="0" r="0" b="2540"/>
+            <wp:docPr id="1353660917" name="Picture 1" descr="A screenshot of a computer error message&#10;&#10;AI-generated content may be incorrect."/>
+            <wp:cNvGraphicFramePr>
+              <a:graphicFrameLocks xmlns:a="http://schemas.openxmlformats.org/drawingml/2006/main" noChangeAspect="1"/>
+            </wp:cNvGraphicFramePr>
+            <a:graphic xmlns:a="http://schemas.openxmlformats.org/drawingml/2006/main">
+              <a:graphicData uri="http://schemas.openxmlformats.org/drawingml/2006/picture">
+                <pic:pic xmlns:pic="http://schemas.openxmlformats.org/drawingml/2006/picture">
+                  <pic:nvPicPr>
+                    <pic:cNvPr id="134365709" name="Picture 1" descr="A screenshot of a computer error message&#10;&#10;AI-generated content may be incorrect."/>
+                    <pic:cNvPicPr/>
+                  </pic:nvPicPr>
+                  <pic:blipFill>
+                    <a:blip r:embed="rId37"/>
+                    <a:stretch>
+                      <a:fillRect/>
+                    </a:stretch>
+                  </pic:blipFill>
+                  <pic:spPr>
+                    <a:xfrm>
+                      <a:off x="0" y="0"/>
+                      <a:ext cx="2543028" cy="1159687"/>
+                    </a:xfrm>
+                    <a:prstGeom prst="rect">
+                      <a:avLst/>
+                    </a:prstGeom>
+                  </pic:spPr>
+                </pic:pic>
+              </a:graphicData>
+            </a:graphic>
+          </wp:inline>
+        </w:drawing>
+      </w:r>
+      <w:r>
+        <w:drawing>
+          <wp:inline distT="0" distB="0" distL="0" distR="0" wp14:anchorId="1FACDD6D" wp14:editId="25922C0A">
+            <wp:extent cx="2551312" cy="1159687"/>
+            <wp:effectExtent l="0" t="0" r="1905" b="2540"/>
+            <wp:docPr id="739511611" name="Picture 1" descr="A screenshot of a computer&#10;&#10;AI-generated content may be incorrect."/>
+            <wp:cNvGraphicFramePr>
+              <a:graphicFrameLocks xmlns:a="http://schemas.openxmlformats.org/drawingml/2006/main" noChangeAspect="1"/>
+            </wp:cNvGraphicFramePr>
+            <a:graphic xmlns:a="http://schemas.openxmlformats.org/drawingml/2006/main">
+              <a:graphicData uri="http://schemas.openxmlformats.org/drawingml/2006/picture">
+                <pic:pic xmlns:pic="http://schemas.openxmlformats.org/drawingml/2006/picture">
+                  <pic:nvPicPr>
+                    <pic:cNvPr id="739511611" name="Picture 1" descr="A screenshot of a computer&#10;&#10;AI-generated content may be incorrect."/>
+                    <pic:cNvPicPr/>
+                  </pic:nvPicPr>
+                  <pic:blipFill>
+                    <a:blip r:embed="rId40"/>
+                    <a:stretch>
+                      <a:fillRect/>
+                    </a:stretch>
+                  </pic:blipFill>
+                  <pic:spPr>
+                    <a:xfrm>
+                      <a:off x="0" y="0"/>
+                      <a:ext cx="2551312" cy="1159687"/>
+                    </a:xfrm>
+                    <a:prstGeom prst="rect">
+                      <a:avLst/>
+                    </a:prstGeom>
+                  </pic:spPr>
+                </pic:pic>
+              </a:graphicData>
+            </a:graphic>
+          </wp:inline>
+        </w:drawing>
+      </w:r>
+      <w:r>
+        <w:drawing>
+          <wp:inline distT="0" distB="0" distL="0" distR="0" wp14:anchorId="30E4ED25" wp14:editId="6364B9E2">
+            <wp:extent cx="2460193" cy="1109986"/>
+            <wp:effectExtent l="0" t="0" r="0" b="0"/>
+            <wp:docPr id="53678652" name="Picture 1" descr="A screenshot of a computer&#10;&#10;AI-generated content may be incorrect."/>
+            <wp:cNvGraphicFramePr>
+              <a:graphicFrameLocks xmlns:a="http://schemas.openxmlformats.org/drawingml/2006/main" noChangeAspect="1"/>
+            </wp:cNvGraphicFramePr>
+            <a:graphic xmlns:a="http://schemas.openxmlformats.org/drawingml/2006/main">
+              <a:graphicData uri="http://schemas.openxmlformats.org/drawingml/2006/picture">
+                <pic:pic xmlns:pic="http://schemas.openxmlformats.org/drawingml/2006/picture">
+                  <pic:nvPicPr>
+                    <pic:cNvPr id="53678652" name="Picture 1" descr="A screenshot of a computer&#10;&#10;AI-generated content may be incorrect."/>
+                    <pic:cNvPicPr/>
+                  </pic:nvPicPr>
+                  <pic:blipFill>
+                    <a:blip r:embed="rId41"/>
+                    <a:stretch>
+                      <a:fillRect/>
+                    </a:stretch>
+                  </pic:blipFill>
+                  <pic:spPr>
+                    <a:xfrm>
+                      <a:off x="0" y="0"/>
+                      <a:ext cx="2460193" cy="1109986"/>
+                    </a:xfrm>
+                    <a:prstGeom prst="rect">
+                      <a:avLst/>
+                    </a:prstGeom>
+                  </pic:spPr>
+                </pic:pic>
+              </a:graphicData>
+            </a:graphic>
+          </wp:inline>
+        </w:drawing>
+      </w:r>
+    </w:p>
+    <w:p>
+      <w:r>
         <w:t>- Phương trình bậc 2 1 ẩn</w:t>
       </w:r>
     </w:p>
     <w:p>
       <w:r>
-        <w:lastRenderedPageBreak/>
+        <w:t>+ Vô nghiệm</w:t>
+      </w:r>
+    </w:p>
+    <w:p>
+      <w:r>
+        <w:rPr>
+          <w:noProof/>
+        </w:rPr>
         <w:drawing>
           <wp:inline distT="0" distB="0" distL="0" distR="0" wp14:anchorId="6F326972" wp14:editId="4489A7C6">
             <wp:extent cx="2576162" cy="1234238"/>
@@ -1242,7 +1888,7 @@
                     <pic:cNvPicPr/>
                   </pic:nvPicPr>
                   <pic:blipFill>
-                    <a:blip r:embed="rId33"/>
+                    <a:blip r:embed="rId42"/>
                     <a:stretch>
                       <a:fillRect/>
                     </a:stretch>
@@ -1263,6 +1909,9 @@
         </w:drawing>
       </w:r>
       <w:r>
+        <w:rPr>
+          <w:noProof/>
+        </w:rPr>
         <w:drawing>
           <wp:inline distT="0" distB="0" distL="0" distR="0" wp14:anchorId="00C52B37" wp14:editId="4CB1D9D3">
             <wp:extent cx="2485044" cy="1217671"/>
@@ -1279,7 +1928,7 @@
                     <pic:cNvPicPr/>
                   </pic:nvPicPr>
                   <pic:blipFill>
-                    <a:blip r:embed="rId34"/>
+                    <a:blip r:embed="rId43"/>
                     <a:stretch>
                       <a:fillRect/>
                     </a:stretch>
@@ -1300,6 +1949,9 @@
         </w:drawing>
       </w:r>
       <w:r>
+        <w:rPr>
+          <w:noProof/>
+        </w:rPr>
         <w:drawing>
           <wp:inline distT="0" distB="0" distL="0" distR="0" wp14:anchorId="66434ECB" wp14:editId="13BB58D7">
             <wp:extent cx="2543028" cy="1126553"/>
@@ -1316,7 +1968,7 @@
                     <pic:cNvPicPr/>
                   </pic:nvPicPr>
                   <pic:blipFill>
-                    <a:blip r:embed="rId35"/>
+                    <a:blip r:embed="rId44"/>
                     <a:stretch>
                       <a:fillRect/>
                     </a:stretch>
@@ -1337,6 +1989,9 @@
         </w:drawing>
       </w:r>
       <w:r>
+        <w:rPr>
+          <w:noProof/>
+        </w:rPr>
         <w:drawing>
           <wp:inline distT="0" distB="0" distL="0" distR="0" wp14:anchorId="20537991" wp14:editId="5DE6E865">
             <wp:extent cx="2377359" cy="1060285"/>
@@ -1353,7 +2008,7 @@
                     <pic:cNvPicPr/>
                   </pic:nvPicPr>
                   <pic:blipFill>
-                    <a:blip r:embed="rId36"/>
+                    <a:blip r:embed="rId45"/>
                     <a:stretch>
                       <a:fillRect/>
                     </a:stretch>
@@ -1376,11 +2031,487 @@
     </w:p>
     <w:p>
       <w:r>
+        <w:t>+ Nghiệm đơn</w:t>
+      </w:r>
+    </w:p>
+    <w:p>
+      <w:r>
+        <w:drawing>
+          <wp:inline distT="0" distB="0" distL="0" distR="0" wp14:anchorId="5F190C63" wp14:editId="2F07F4FF">
+            <wp:extent cx="2518178" cy="1159687"/>
+            <wp:effectExtent l="0" t="0" r="0" b="2540"/>
+            <wp:docPr id="1720258142" name="Picture 1" descr="A screenshot of a computer&#10;&#10;AI-generated content may be incorrect."/>
+            <wp:cNvGraphicFramePr>
+              <a:graphicFrameLocks xmlns:a="http://schemas.openxmlformats.org/drawingml/2006/main" noChangeAspect="1"/>
+            </wp:cNvGraphicFramePr>
+            <a:graphic xmlns:a="http://schemas.openxmlformats.org/drawingml/2006/main">
+              <a:graphicData uri="http://schemas.openxmlformats.org/drawingml/2006/picture">
+                <pic:pic xmlns:pic="http://schemas.openxmlformats.org/drawingml/2006/picture">
+                  <pic:nvPicPr>
+                    <pic:cNvPr id="1720258142" name="Picture 1" descr="A screenshot of a computer&#10;&#10;AI-generated content may be incorrect."/>
+                    <pic:cNvPicPr/>
+                  </pic:nvPicPr>
+                  <pic:blipFill>
+                    <a:blip r:embed="rId46"/>
+                    <a:stretch>
+                      <a:fillRect/>
+                    </a:stretch>
+                  </pic:blipFill>
+                  <pic:spPr>
+                    <a:xfrm>
+                      <a:off x="0" y="0"/>
+                      <a:ext cx="2518178" cy="1159687"/>
+                    </a:xfrm>
+                    <a:prstGeom prst="rect">
+                      <a:avLst/>
+                    </a:prstGeom>
+                  </pic:spPr>
+                </pic:pic>
+              </a:graphicData>
+            </a:graphic>
+          </wp:inline>
+        </w:drawing>
+      </w:r>
+      <w:r>
+        <w:drawing>
+          <wp:inline distT="0" distB="0" distL="0" distR="0" wp14:anchorId="36FD1A29" wp14:editId="30BD38D5">
+            <wp:extent cx="2559595" cy="1234238"/>
+            <wp:effectExtent l="0" t="0" r="0" b="4445"/>
+            <wp:docPr id="1373362145" name="Picture 1" descr="A screenshot of a computer error message&#10;&#10;AI-generated content may be incorrect."/>
+            <wp:cNvGraphicFramePr>
+              <a:graphicFrameLocks xmlns:a="http://schemas.openxmlformats.org/drawingml/2006/main" noChangeAspect="1"/>
+            </wp:cNvGraphicFramePr>
+            <a:graphic xmlns:a="http://schemas.openxmlformats.org/drawingml/2006/main">
+              <a:graphicData uri="http://schemas.openxmlformats.org/drawingml/2006/picture">
+                <pic:pic xmlns:pic="http://schemas.openxmlformats.org/drawingml/2006/picture">
+                  <pic:nvPicPr>
+                    <pic:cNvPr id="1373362145" name="Picture 1" descr="A screenshot of a computer error message&#10;&#10;AI-generated content may be incorrect."/>
+                    <pic:cNvPicPr/>
+                  </pic:nvPicPr>
+                  <pic:blipFill>
+                    <a:blip r:embed="rId47"/>
+                    <a:stretch>
+                      <a:fillRect/>
+                    </a:stretch>
+                  </pic:blipFill>
+                  <pic:spPr>
+                    <a:xfrm>
+                      <a:off x="0" y="0"/>
+                      <a:ext cx="2559595" cy="1234238"/>
+                    </a:xfrm>
+                    <a:prstGeom prst="rect">
+                      <a:avLst/>
+                    </a:prstGeom>
+                  </pic:spPr>
+                </pic:pic>
+              </a:graphicData>
+            </a:graphic>
+          </wp:inline>
+        </w:drawing>
+      </w:r>
+    </w:p>
+    <w:p>
+      <w:r>
+        <w:lastRenderedPageBreak/>
+        <w:drawing>
+          <wp:inline distT="0" distB="0" distL="0" distR="0" wp14:anchorId="2865BF3F" wp14:editId="15BF45CB">
+            <wp:extent cx="2567879" cy="1176254"/>
+            <wp:effectExtent l="0" t="0" r="4445" b="5080"/>
+            <wp:docPr id="233643417" name="Picture 1" descr="A screenshot of a computer&#10;&#10;AI-generated content may be incorrect."/>
+            <wp:cNvGraphicFramePr>
+              <a:graphicFrameLocks xmlns:a="http://schemas.openxmlformats.org/drawingml/2006/main" noChangeAspect="1"/>
+            </wp:cNvGraphicFramePr>
+            <a:graphic xmlns:a="http://schemas.openxmlformats.org/drawingml/2006/main">
+              <a:graphicData uri="http://schemas.openxmlformats.org/drawingml/2006/picture">
+                <pic:pic xmlns:pic="http://schemas.openxmlformats.org/drawingml/2006/picture">
+                  <pic:nvPicPr>
+                    <pic:cNvPr id="233643417" name="Picture 1" descr="A screenshot of a computer&#10;&#10;AI-generated content may be incorrect."/>
+                    <pic:cNvPicPr/>
+                  </pic:nvPicPr>
+                  <pic:blipFill>
+                    <a:blip r:embed="rId48"/>
+                    <a:stretch>
+                      <a:fillRect/>
+                    </a:stretch>
+                  </pic:blipFill>
+                  <pic:spPr>
+                    <a:xfrm>
+                      <a:off x="0" y="0"/>
+                      <a:ext cx="2567879" cy="1176254"/>
+                    </a:xfrm>
+                    <a:prstGeom prst="rect">
+                      <a:avLst/>
+                    </a:prstGeom>
+                  </pic:spPr>
+                </pic:pic>
+              </a:graphicData>
+            </a:graphic>
+          </wp:inline>
+        </w:drawing>
+      </w:r>
+      <w:r>
+        <w:drawing>
+          <wp:inline distT="0" distB="0" distL="0" distR="0" wp14:anchorId="0804773D" wp14:editId="0F5534A9">
+            <wp:extent cx="2708698" cy="1052002"/>
+            <wp:effectExtent l="0" t="0" r="0" b="0"/>
+            <wp:docPr id="1741185751" name="Picture 1" descr="A screenshot of a computer&#10;&#10;AI-generated content may be incorrect."/>
+            <wp:cNvGraphicFramePr>
+              <a:graphicFrameLocks xmlns:a="http://schemas.openxmlformats.org/drawingml/2006/main" noChangeAspect="1"/>
+            </wp:cNvGraphicFramePr>
+            <a:graphic xmlns:a="http://schemas.openxmlformats.org/drawingml/2006/main">
+              <a:graphicData uri="http://schemas.openxmlformats.org/drawingml/2006/picture">
+                <pic:pic xmlns:pic="http://schemas.openxmlformats.org/drawingml/2006/picture">
+                  <pic:nvPicPr>
+                    <pic:cNvPr id="1741185751" name="Picture 1" descr="A screenshot of a computer&#10;&#10;AI-generated content may be incorrect."/>
+                    <pic:cNvPicPr/>
+                  </pic:nvPicPr>
+                  <pic:blipFill>
+                    <a:blip r:embed="rId49"/>
+                    <a:stretch>
+                      <a:fillRect/>
+                    </a:stretch>
+                  </pic:blipFill>
+                  <pic:spPr>
+                    <a:xfrm>
+                      <a:off x="0" y="0"/>
+                      <a:ext cx="2708698" cy="1052002"/>
+                    </a:xfrm>
+                    <a:prstGeom prst="rect">
+                      <a:avLst/>
+                    </a:prstGeom>
+                  </pic:spPr>
+                </pic:pic>
+              </a:graphicData>
+            </a:graphic>
+          </wp:inline>
+        </w:drawing>
+      </w:r>
+    </w:p>
+    <w:p>
+      <w:r>
+        <w:t>+ Nghiệm kép</w:t>
+      </w:r>
+    </w:p>
+    <w:p>
+      <w:r>
+        <w:drawing>
+          <wp:inline distT="0" distB="0" distL="0" distR="0" wp14:anchorId="7D9DC15E" wp14:editId="10949530">
+            <wp:extent cx="2567879" cy="1217671"/>
+            <wp:effectExtent l="0" t="0" r="4445" b="1905"/>
+            <wp:docPr id="1371906852" name="Picture 1" descr="A screenshot of a computer error message&#10;&#10;AI-generated content may be incorrect."/>
+            <wp:cNvGraphicFramePr>
+              <a:graphicFrameLocks xmlns:a="http://schemas.openxmlformats.org/drawingml/2006/main" noChangeAspect="1"/>
+            </wp:cNvGraphicFramePr>
+            <a:graphic xmlns:a="http://schemas.openxmlformats.org/drawingml/2006/main">
+              <a:graphicData uri="http://schemas.openxmlformats.org/drawingml/2006/picture">
+                <pic:pic xmlns:pic="http://schemas.openxmlformats.org/drawingml/2006/picture">
+                  <pic:nvPicPr>
+                    <pic:cNvPr id="1371906852" name="Picture 1" descr="A screenshot of a computer error message&#10;&#10;AI-generated content may be incorrect."/>
+                    <pic:cNvPicPr/>
+                  </pic:nvPicPr>
+                  <pic:blipFill>
+                    <a:blip r:embed="rId50"/>
+                    <a:stretch>
+                      <a:fillRect/>
+                    </a:stretch>
+                  </pic:blipFill>
+                  <pic:spPr>
+                    <a:xfrm>
+                      <a:off x="0" y="0"/>
+                      <a:ext cx="2567879" cy="1217671"/>
+                    </a:xfrm>
+                    <a:prstGeom prst="rect">
+                      <a:avLst/>
+                    </a:prstGeom>
+                  </pic:spPr>
+                </pic:pic>
+              </a:graphicData>
+            </a:graphic>
+          </wp:inline>
+        </w:drawing>
+      </w:r>
+      <w:r>
+        <w:drawing>
+          <wp:inline distT="0" distB="0" distL="0" distR="0" wp14:anchorId="0243A694" wp14:editId="345ACBA6">
+            <wp:extent cx="2501611" cy="1167971"/>
+            <wp:effectExtent l="0" t="0" r="0" b="0"/>
+            <wp:docPr id="1691915194" name="Picture 1" descr="A screenshot of a computer&#10;&#10;AI-generated content may be incorrect."/>
+            <wp:cNvGraphicFramePr>
+              <a:graphicFrameLocks xmlns:a="http://schemas.openxmlformats.org/drawingml/2006/main" noChangeAspect="1"/>
+            </wp:cNvGraphicFramePr>
+            <a:graphic xmlns:a="http://schemas.openxmlformats.org/drawingml/2006/main">
+              <a:graphicData uri="http://schemas.openxmlformats.org/drawingml/2006/picture">
+                <pic:pic xmlns:pic="http://schemas.openxmlformats.org/drawingml/2006/picture">
+                  <pic:nvPicPr>
+                    <pic:cNvPr id="1691915194" name="Picture 1" descr="A screenshot of a computer&#10;&#10;AI-generated content may be incorrect."/>
+                    <pic:cNvPicPr/>
+                  </pic:nvPicPr>
+                  <pic:blipFill>
+                    <a:blip r:embed="rId51"/>
+                    <a:stretch>
+                      <a:fillRect/>
+                    </a:stretch>
+                  </pic:blipFill>
+                  <pic:spPr>
+                    <a:xfrm>
+                      <a:off x="0" y="0"/>
+                      <a:ext cx="2501611" cy="1167971"/>
+                    </a:xfrm>
+                    <a:prstGeom prst="rect">
+                      <a:avLst/>
+                    </a:prstGeom>
+                  </pic:spPr>
+                </pic:pic>
+              </a:graphicData>
+            </a:graphic>
+          </wp:inline>
+        </w:drawing>
+      </w:r>
+    </w:p>
+    <w:p>
+      <w:r>
+        <w:drawing>
+          <wp:inline distT="0" distB="0" distL="0" distR="0" wp14:anchorId="7A4D3D05" wp14:editId="062F398A">
+            <wp:extent cx="2559595" cy="1101703"/>
+            <wp:effectExtent l="0" t="0" r="0" b="3810"/>
+            <wp:docPr id="1731373551" name="Picture 1" descr="A screenshot of a computer error&#10;&#10;AI-generated content may be incorrect."/>
+            <wp:cNvGraphicFramePr>
+              <a:graphicFrameLocks xmlns:a="http://schemas.openxmlformats.org/drawingml/2006/main" noChangeAspect="1"/>
+            </wp:cNvGraphicFramePr>
+            <a:graphic xmlns:a="http://schemas.openxmlformats.org/drawingml/2006/main">
+              <a:graphicData uri="http://schemas.openxmlformats.org/drawingml/2006/picture">
+                <pic:pic xmlns:pic="http://schemas.openxmlformats.org/drawingml/2006/picture">
+                  <pic:nvPicPr>
+                    <pic:cNvPr id="1731373551" name="Picture 1" descr="A screenshot of a computer error&#10;&#10;AI-generated content may be incorrect."/>
+                    <pic:cNvPicPr/>
+                  </pic:nvPicPr>
+                  <pic:blipFill>
+                    <a:blip r:embed="rId52"/>
+                    <a:stretch>
+                      <a:fillRect/>
+                    </a:stretch>
+                  </pic:blipFill>
+                  <pic:spPr>
+                    <a:xfrm>
+                      <a:off x="0" y="0"/>
+                      <a:ext cx="2559595" cy="1101703"/>
+                    </a:xfrm>
+                    <a:prstGeom prst="rect">
+                      <a:avLst/>
+                    </a:prstGeom>
+                  </pic:spPr>
+                </pic:pic>
+              </a:graphicData>
+            </a:graphic>
+          </wp:inline>
+        </w:drawing>
+      </w:r>
+      <w:r>
+        <w:drawing>
+          <wp:inline distT="0" distB="0" distL="0" distR="0" wp14:anchorId="4391391A" wp14:editId="3A1D299C">
+            <wp:extent cx="2750115" cy="1085136"/>
+            <wp:effectExtent l="0" t="0" r="0" b="1270"/>
+            <wp:docPr id="813898260" name="Picture 1" descr="A screenshot of a computer&#10;&#10;AI-generated content may be incorrect."/>
+            <wp:cNvGraphicFramePr>
+              <a:graphicFrameLocks xmlns:a="http://schemas.openxmlformats.org/drawingml/2006/main" noChangeAspect="1"/>
+            </wp:cNvGraphicFramePr>
+            <a:graphic xmlns:a="http://schemas.openxmlformats.org/drawingml/2006/main">
+              <a:graphicData uri="http://schemas.openxmlformats.org/drawingml/2006/picture">
+                <pic:pic xmlns:pic="http://schemas.openxmlformats.org/drawingml/2006/picture">
+                  <pic:nvPicPr>
+                    <pic:cNvPr id="813898260" name="Picture 1" descr="A screenshot of a computer&#10;&#10;AI-generated content may be incorrect."/>
+                    <pic:cNvPicPr/>
+                  </pic:nvPicPr>
+                  <pic:blipFill>
+                    <a:blip r:embed="rId53"/>
+                    <a:stretch>
+                      <a:fillRect/>
+                    </a:stretch>
+                  </pic:blipFill>
+                  <pic:spPr>
+                    <a:xfrm>
+                      <a:off x="0" y="0"/>
+                      <a:ext cx="2750115" cy="1085136"/>
+                    </a:xfrm>
+                    <a:prstGeom prst="rect">
+                      <a:avLst/>
+                    </a:prstGeom>
+                  </pic:spPr>
+                </pic:pic>
+              </a:graphicData>
+            </a:graphic>
+          </wp:inline>
+        </w:drawing>
+      </w:r>
+    </w:p>
+    <w:p>
+      <w:r>
+        <w:t>+ 2 nghiệm phân biệt</w:t>
+      </w:r>
+    </w:p>
+    <w:p>
+      <w:r>
+        <w:drawing>
+          <wp:inline distT="0" distB="0" distL="0" distR="0" wp14:anchorId="722982B8" wp14:editId="3D88CFE5">
+            <wp:extent cx="2567879" cy="1217671"/>
+            <wp:effectExtent l="0" t="0" r="4445" b="1905"/>
+            <wp:docPr id="1132835253" name="Picture 1" descr="A screenshot of a computer error message&#10;&#10;AI-generated content may be incorrect."/>
+            <wp:cNvGraphicFramePr>
+              <a:graphicFrameLocks xmlns:a="http://schemas.openxmlformats.org/drawingml/2006/main" noChangeAspect="1"/>
+            </wp:cNvGraphicFramePr>
+            <a:graphic xmlns:a="http://schemas.openxmlformats.org/drawingml/2006/main">
+              <a:graphicData uri="http://schemas.openxmlformats.org/drawingml/2006/picture">
+                <pic:pic xmlns:pic="http://schemas.openxmlformats.org/drawingml/2006/picture">
+                  <pic:nvPicPr>
+                    <pic:cNvPr id="1371906852" name="Picture 1" descr="A screenshot of a computer error message&#10;&#10;AI-generated content may be incorrect."/>
+                    <pic:cNvPicPr/>
+                  </pic:nvPicPr>
+                  <pic:blipFill>
+                    <a:blip r:embed="rId50"/>
+                    <a:stretch>
+                      <a:fillRect/>
+                    </a:stretch>
+                  </pic:blipFill>
+                  <pic:spPr>
+                    <a:xfrm>
+                      <a:off x="0" y="0"/>
+                      <a:ext cx="2567879" cy="1217671"/>
+                    </a:xfrm>
+                    <a:prstGeom prst="rect">
+                      <a:avLst/>
+                    </a:prstGeom>
+                  </pic:spPr>
+                </pic:pic>
+              </a:graphicData>
+            </a:graphic>
+          </wp:inline>
+        </w:drawing>
+      </w:r>
+      <w:r>
+        <w:drawing>
+          <wp:inline distT="0" distB="0" distL="0" distR="0" wp14:anchorId="26F53E2B" wp14:editId="295EC7DF">
+            <wp:extent cx="2501611" cy="1167971"/>
+            <wp:effectExtent l="0" t="0" r="0" b="0"/>
+            <wp:docPr id="633080710" name="Picture 1" descr="A screenshot of a computer&#10;&#10;AI-generated content may be incorrect."/>
+            <wp:cNvGraphicFramePr>
+              <a:graphicFrameLocks xmlns:a="http://schemas.openxmlformats.org/drawingml/2006/main" noChangeAspect="1"/>
+            </wp:cNvGraphicFramePr>
+            <a:graphic xmlns:a="http://schemas.openxmlformats.org/drawingml/2006/main">
+              <a:graphicData uri="http://schemas.openxmlformats.org/drawingml/2006/picture">
+                <pic:pic xmlns:pic="http://schemas.openxmlformats.org/drawingml/2006/picture">
+                  <pic:nvPicPr>
+                    <pic:cNvPr id="1691915194" name="Picture 1" descr="A screenshot of a computer&#10;&#10;AI-generated content may be incorrect."/>
+                    <pic:cNvPicPr/>
+                  </pic:nvPicPr>
+                  <pic:blipFill>
+                    <a:blip r:embed="rId51"/>
+                    <a:stretch>
+                      <a:fillRect/>
+                    </a:stretch>
+                  </pic:blipFill>
+                  <pic:spPr>
+                    <a:xfrm>
+                      <a:off x="0" y="0"/>
+                      <a:ext cx="2501611" cy="1167971"/>
+                    </a:xfrm>
+                    <a:prstGeom prst="rect">
+                      <a:avLst/>
+                    </a:prstGeom>
+                  </pic:spPr>
+                </pic:pic>
+              </a:graphicData>
+            </a:graphic>
+          </wp:inline>
+        </w:drawing>
+      </w:r>
+    </w:p>
+    <w:p>
+      <w:r>
+        <w:drawing>
+          <wp:inline distT="0" distB="0" distL="0" distR="0" wp14:anchorId="58F64AA7" wp14:editId="7BA900F2">
+            <wp:extent cx="2551312" cy="1159687"/>
+            <wp:effectExtent l="0" t="0" r="1905" b="2540"/>
+            <wp:docPr id="1140723222" name="Picture 1" descr="A screenshot of a computer&#10;&#10;AI-generated content may be incorrect."/>
+            <wp:cNvGraphicFramePr>
+              <a:graphicFrameLocks xmlns:a="http://schemas.openxmlformats.org/drawingml/2006/main" noChangeAspect="1"/>
+            </wp:cNvGraphicFramePr>
+            <a:graphic xmlns:a="http://schemas.openxmlformats.org/drawingml/2006/main">
+              <a:graphicData uri="http://schemas.openxmlformats.org/drawingml/2006/picture">
+                <pic:pic xmlns:pic="http://schemas.openxmlformats.org/drawingml/2006/picture">
+                  <pic:nvPicPr>
+                    <pic:cNvPr id="1140723222" name="Picture 1" descr="A screenshot of a computer&#10;&#10;AI-generated content may be incorrect."/>
+                    <pic:cNvPicPr/>
+                  </pic:nvPicPr>
+                  <pic:blipFill>
+                    <a:blip r:embed="rId54"/>
+                    <a:stretch>
+                      <a:fillRect/>
+                    </a:stretch>
+                  </pic:blipFill>
+                  <pic:spPr>
+                    <a:xfrm>
+                      <a:off x="0" y="0"/>
+                      <a:ext cx="2551312" cy="1159687"/>
+                    </a:xfrm>
+                    <a:prstGeom prst="rect">
+                      <a:avLst/>
+                    </a:prstGeom>
+                  </pic:spPr>
+                </pic:pic>
+              </a:graphicData>
+            </a:graphic>
+          </wp:inline>
+        </w:drawing>
+      </w:r>
+      <w:r>
+        <w:drawing>
+          <wp:inline distT="0" distB="0" distL="0" distR="0" wp14:anchorId="07D5FC2E" wp14:editId="7FB17887">
+            <wp:extent cx="2460193" cy="1317073"/>
+            <wp:effectExtent l="0" t="0" r="0" b="0"/>
+            <wp:docPr id="831701931" name="Picture 1" descr="A screenshot of a computer&#10;&#10;AI-generated content may be incorrect."/>
+            <wp:cNvGraphicFramePr>
+              <a:graphicFrameLocks xmlns:a="http://schemas.openxmlformats.org/drawingml/2006/main" noChangeAspect="1"/>
+            </wp:cNvGraphicFramePr>
+            <a:graphic xmlns:a="http://schemas.openxmlformats.org/drawingml/2006/main">
+              <a:graphicData uri="http://schemas.openxmlformats.org/drawingml/2006/picture">
+                <pic:pic xmlns:pic="http://schemas.openxmlformats.org/drawingml/2006/picture">
+                  <pic:nvPicPr>
+                    <pic:cNvPr id="831701931" name="Picture 1" descr="A screenshot of a computer&#10;&#10;AI-generated content may be incorrect."/>
+                    <pic:cNvPicPr/>
+                  </pic:nvPicPr>
+                  <pic:blipFill>
+                    <a:blip r:embed="rId55"/>
+                    <a:stretch>
+                      <a:fillRect/>
+                    </a:stretch>
+                  </pic:blipFill>
+                  <pic:spPr>
+                    <a:xfrm>
+                      <a:off x="0" y="0"/>
+                      <a:ext cx="2460193" cy="1317073"/>
+                    </a:xfrm>
+                    <a:prstGeom prst="rect">
+                      <a:avLst/>
+                    </a:prstGeom>
+                  </pic:spPr>
+                </pic:pic>
+              </a:graphicData>
+            </a:graphic>
+          </wp:inline>
+        </w:drawing>
+      </w:r>
+    </w:p>
+    <w:p>
+      <w:r>
         <w:t>6.1</w:t>
       </w:r>
     </w:p>
     <w:p>
       <w:r>
+        <w:rPr>
+          <w:noProof/>
+        </w:rPr>
+        <w:lastRenderedPageBreak/>
         <w:drawing>
           <wp:inline distT="0" distB="0" distL="0" distR="0" wp14:anchorId="1F2E221C" wp14:editId="5C9EFDB2">
             <wp:extent cx="3147722" cy="1109986"/>
@@ -1397,7 +2528,7 @@
                     <pic:cNvPicPr/>
                   </pic:nvPicPr>
                   <pic:blipFill>
-                    <a:blip r:embed="rId37"/>
+                    <a:blip r:embed="rId56"/>
                     <a:stretch>
                       <a:fillRect/>
                     </a:stretch>
@@ -1418,6 +2549,9 @@
         </w:drawing>
       </w:r>
       <w:r>
+        <w:rPr>
+          <w:noProof/>
+        </w:rPr>
         <w:drawing>
           <wp:inline distT="0" distB="0" distL="0" distR="0" wp14:anchorId="45498D07" wp14:editId="671079AB">
             <wp:extent cx="2781688" cy="1267002"/>
@@ -1434,7 +2568,7 @@
                     <pic:cNvPicPr/>
                   </pic:nvPicPr>
                   <pic:blipFill>
-                    <a:blip r:embed="rId38"/>
+                    <a:blip r:embed="rId57"/>
                     <a:stretch>
                       <a:fillRect/>
                     </a:stretch>
@@ -1457,6 +2591,9 @@
     </w:p>
     <w:p>
       <w:r>
+        <w:rPr>
+          <w:noProof/>
+        </w:rPr>
         <w:drawing>
           <wp:inline distT="0" distB="0" distL="0" distR="0" wp14:anchorId="6C63D244" wp14:editId="5B57485C">
             <wp:extent cx="2427059" cy="1052002"/>
@@ -1473,7 +2610,7 @@
                     <pic:cNvPicPr/>
                   </pic:nvPicPr>
                   <pic:blipFill>
-                    <a:blip r:embed="rId39"/>
+                    <a:blip r:embed="rId58"/>
                     <a:stretch>
                       <a:fillRect/>
                     </a:stretch>
@@ -1504,6 +2641,9 @@
         <w:jc w:val="center"/>
       </w:pPr>
       <w:r>
+        <w:rPr>
+          <w:noProof/>
+        </w:rPr>
         <w:drawing>
           <wp:inline distT="0" distB="0" distL="0" distR="0" wp14:anchorId="3736637F" wp14:editId="0E036B7D">
             <wp:extent cx="3271974" cy="1209388"/>
@@ -1520,7 +2660,7 @@
                     <pic:cNvPicPr/>
                   </pic:nvPicPr>
                   <pic:blipFill>
-                    <a:blip r:embed="rId40"/>
+                    <a:blip r:embed="rId59"/>
                     <a:stretch>
                       <a:fillRect/>
                     </a:stretch>
@@ -1547,7 +2687,6 @@
     <w:p/>
     <w:p>
       <w:r>
-        <w:lastRenderedPageBreak/>
         <w:t>6.3</w:t>
       </w:r>
     </w:p>
@@ -1556,6 +2695,9 @@
         <w:jc w:val="center"/>
       </w:pPr>
       <w:r>
+        <w:rPr>
+          <w:noProof/>
+        </w:rPr>
         <w:drawing>
           <wp:inline distT="0" distB="0" distL="0" distR="0" wp14:anchorId="51BF34DE" wp14:editId="76AA74A8">
             <wp:extent cx="1573861" cy="1101703"/>
@@ -1572,7 +2714,7 @@
                     <pic:cNvPicPr/>
                   </pic:nvPicPr>
                   <pic:blipFill>
-                    <a:blip r:embed="rId41"/>
+                    <a:blip r:embed="rId60"/>
                     <a:stretch>
                       <a:fillRect/>
                     </a:stretch>
@@ -1600,6 +2742,9 @@
     </w:p>
     <w:p>
       <w:r>
+        <w:rPr>
+          <w:noProof/>
+        </w:rPr>
         <w:drawing>
           <wp:inline distT="0" distB="0" distL="0" distR="0" wp14:anchorId="616EF229" wp14:editId="3A133FC3">
             <wp:extent cx="853198" cy="571560"/>
@@ -1616,7 +2761,7 @@
                     <pic:cNvPicPr/>
                   </pic:nvPicPr>
                   <pic:blipFill>
-                    <a:blip r:embed="rId42"/>
+                    <a:blip r:embed="rId61"/>
                     <a:stretch>
                       <a:fillRect/>
                     </a:stretch>
@@ -1637,6 +2782,9 @@
         </w:drawing>
       </w:r>
       <w:r>
+        <w:rPr>
+          <w:noProof/>
+        </w:rPr>
         <w:drawing>
           <wp:inline distT="0" distB="0" distL="0" distR="0" wp14:anchorId="4E454923" wp14:editId="354D82B4">
             <wp:extent cx="919466" cy="571560"/>
@@ -1653,7 +2801,7 @@
                     <pic:cNvPicPr/>
                   </pic:nvPicPr>
                   <pic:blipFill>
-                    <a:blip r:embed="rId43"/>
+                    <a:blip r:embed="rId62"/>
                     <a:stretch>
                       <a:fillRect/>
                     </a:stretch>
@@ -1674,6 +2822,9 @@
         </w:drawing>
       </w:r>
       <w:r>
+        <w:rPr>
+          <w:noProof/>
+        </w:rPr>
         <w:drawing>
           <wp:inline distT="0" distB="0" distL="0" distR="0" wp14:anchorId="0D3E18DC" wp14:editId="6A42D28F">
             <wp:extent cx="1126553" cy="579844"/>
@@ -1690,7 +2841,7 @@
                     <pic:cNvPicPr/>
                   </pic:nvPicPr>
                   <pic:blipFill>
-                    <a:blip r:embed="rId44"/>
+                    <a:blip r:embed="rId63"/>
                     <a:stretch>
                       <a:fillRect/>
                     </a:stretch>
@@ -1711,6 +2862,9 @@
         </w:drawing>
       </w:r>
       <w:r>
+        <w:rPr>
+          <w:noProof/>
+        </w:rPr>
         <w:drawing>
           <wp:inline distT="0" distB="0" distL="0" distR="0" wp14:anchorId="4638AC27" wp14:editId="05209001">
             <wp:extent cx="1002301" cy="571560"/>
@@ -1727,7 +2881,7 @@
                     <pic:cNvPicPr/>
                   </pic:nvPicPr>
                   <pic:blipFill>
-                    <a:blip r:embed="rId45"/>
+                    <a:blip r:embed="rId64"/>
                     <a:stretch>
                       <a:fillRect/>
                     </a:stretch>
@@ -1750,11 +2904,15 @@
     </w:p>
     <w:p>
       <w:r>
+        <w:lastRenderedPageBreak/>
         <w:t>6.5</w:t>
       </w:r>
     </w:p>
     <w:p>
       <w:r>
+        <w:rPr>
+          <w:noProof/>
+        </w:rPr>
         <w:drawing>
           <wp:inline distT="0" distB="0" distL="0" distR="0" wp14:anchorId="188751FD" wp14:editId="1A39AE39">
             <wp:extent cx="1954901" cy="861482"/>
@@ -1771,7 +2929,7 @@
                     <pic:cNvPicPr/>
                   </pic:nvPicPr>
                   <pic:blipFill>
-                    <a:blip r:embed="rId46"/>
+                    <a:blip r:embed="rId65"/>
                     <a:stretch>
                       <a:fillRect/>
                     </a:stretch>
@@ -1792,6 +2950,9 @@
         </w:drawing>
       </w:r>
       <w:r>
+        <w:rPr>
+          <w:noProof/>
+        </w:rPr>
         <w:drawing>
           <wp:inline distT="0" distB="0" distL="0" distR="0" wp14:anchorId="3EDBEA7C" wp14:editId="0717F962">
             <wp:extent cx="2559595" cy="853198"/>
@@ -1808,7 +2969,7 @@
                     <pic:cNvPicPr/>
                   </pic:nvPicPr>
                   <pic:blipFill>
-                    <a:blip r:embed="rId47"/>
+                    <a:blip r:embed="rId66"/>
                     <a:stretch>
                       <a:fillRect/>
                     </a:stretch>
@@ -1836,6 +2997,9 @@
     </w:p>
     <w:p>
       <w:r>
+        <w:rPr>
+          <w:noProof/>
+        </w:rPr>
         <w:drawing>
           <wp:inline distT="0" distB="0" distL="0" distR="0" wp14:anchorId="6336BB92" wp14:editId="73A914CD">
             <wp:extent cx="1109986" cy="2228256"/>
@@ -1852,7 +3016,7 @@
                     <pic:cNvPicPr/>
                   </pic:nvPicPr>
                   <pic:blipFill>
-                    <a:blip r:embed="rId48"/>
+                    <a:blip r:embed="rId67"/>
                     <a:stretch>
                       <a:fillRect/>
                     </a:stretch>
@@ -1873,6 +3037,9 @@
         </w:drawing>
       </w:r>
       <w:r>
+        <w:rPr>
+          <w:noProof/>
+        </w:rPr>
         <w:drawing>
           <wp:inline distT="0" distB="0" distL="0" distR="0" wp14:anchorId="3DC9161A" wp14:editId="5008FB49">
             <wp:extent cx="1491026" cy="3545329"/>
@@ -1889,7 +3056,7 @@
                     <pic:cNvPicPr/>
                   </pic:nvPicPr>
                   <pic:blipFill>
-                    <a:blip r:embed="rId49"/>
+                    <a:blip r:embed="rId68"/>
                     <a:stretch>
                       <a:fillRect/>
                     </a:stretch>
